--- a/screenshots/T-3.1-macos-e2e/output_files/Q1_2026_季度汇报.docx
+++ b/screenshots/T-3.1-macos-e2e/output_files/Q1_2026_季度汇报.docx
@@ -30,7 +30,7 @@
           <w:sz w:val="20"/>
           <w:szCs w:val="20"/>
         </w:rPr>
-        <w:t xml:space="preserve">生成时间：2026-07-10 05:21:35 · 灵犀演示</w:t>
+        <w:t xml:space="preserve">生成时间：2026-07-10 05:45:47 · 灵犀演示</w:t>
       </w:r>
     </w:p>
     <w:p>
